--- a/templates/QUICK REPORT/SUBSTATION CONFIGURATION/MASTER_SUBSTATION_CONDITION.docx
+++ b/templates/QUICK REPORT/SUBSTATION CONFIGURATION/MASTER_SUBSTATION_CONDITION.docx
@@ -1,6 +1,6 @@
 
 <file path=word/document.xml><?xml version="1.0" encoding="utf-8"?>
-<w:document xmlns:wpc="http://schemas.microsoft.com/office/word/2010/wordprocessingCanvas" xmlns:cx="http://schemas.microsoft.com/office/drawing/2014/chartex" xmlns:cx1="http://schemas.microsoft.com/office/drawing/2015/9/8/chartex" xmlns:cx2="http://schemas.microsoft.com/office/drawing/2015/10/21/chartex" xmlns:cx3="http://schemas.microsoft.com/office/drawing/2016/5/9/chartex" xmlns:cx4="http://schemas.microsoft.com/office/drawing/2016/5/10/chartex" xmlns:cx5="http://schemas.microsoft.com/office/drawing/2016/5/11/chartex" xmlns:cx6="http://schemas.microsoft.com/office/drawing/2016/5/12/chartex" xmlns:cx7="http://schemas.microsoft.com/office/drawing/2016/5/13/chartex" xmlns:cx8="http://schemas.microsoft.com/office/drawing/2016/5/14/chartex" xmlns:mc="http://schemas.openxmlformats.org/markup-compatibility/2006" xmlns:aink="http://schemas.microsoft.com/office/drawing/2016/ink" xmlns:am3d="http://schemas.microsoft.com/office/drawing/2017/model3d" xmlns:o="urn:schemas-microsoft-com:office:office" xmlns:oel="http://schemas.microsoft.com/office/2019/extlst" xmlns:r="http://schemas.openxmlformats.org/officeDocument/2006/relationships" xmlns:m="http://schemas.openxmlformats.org/officeDocument/2006/math" xmlns:v="urn:schemas-microsoft-com:vml" xmlns:wp14="http://schemas.microsoft.com/office/word/2010/wordprocessingDrawing" xmlns:wp="http://schemas.openxmlformats.org/drawingml/2006/wordprocessingDrawing" xmlns:w10="urn:schemas-microsoft-com:office:word" xmlns:w="http://schemas.openxmlformats.org/wordprocessingml/2006/main" xmlns:w14="http://schemas.microsoft.com/office/word/2010/wordml" xmlns:w15="http://schemas.microsoft.com/office/word/2012/wordml" xmlns:w16cex="http://schemas.microsoft.com/office/word/2018/wordml/cex" xmlns:w16cid="http://schemas.microsoft.com/office/word/2016/wordml/cid" xmlns:w16="http://schemas.microsoft.com/office/word/2018/wordml" xmlns:w16du="http://schemas.microsoft.com/office/word/2023/wordml/word16du" xmlns:w16sdtdh="http://schemas.microsoft.com/office/word/2020/wordml/sdtdatahash" xmlns:w16sdtfl="http://schemas.microsoft.com/office/word/2024/wordml/sdtformatlock" xmlns:w16se="http://schemas.microsoft.com/office/word/2015/wordml/symex" xmlns:wpg="http://schemas.microsoft.com/office/word/2010/wordprocessingGroup" xmlns:wpi="http://schemas.microsoft.com/office/word/2010/wordprocessingInk" xmlns:wne="http://schemas.microsoft.com/office/word/2006/wordml" xmlns:wps="http://schemas.microsoft.com/office/word/2010/wordprocessingShape" mc:Ignorable="w14 w15 w16se w16cid w16 w16cex w16sdtdh w16sdtfl w16du wp14">
+<w:document xmlns:wpc="http://schemas.microsoft.com/office/word/2010/wordprocessingCanvas" xmlns:cx="http://schemas.microsoft.com/office/drawing/2014/chartex" xmlns:cx1="http://schemas.microsoft.com/office/drawing/2015/9/8/chartex" xmlns:cx2="http://schemas.microsoft.com/office/drawing/2015/10/21/chartex" xmlns:cx3="http://schemas.microsoft.com/office/drawing/2016/5/9/chartex" xmlns:cx4="http://schemas.microsoft.com/office/drawing/2016/5/10/chartex" xmlns:cx5="http://schemas.microsoft.com/office/drawing/2016/5/11/chartex" xmlns:cx6="http://schemas.microsoft.com/office/drawing/2016/5/12/chartex" xmlns:cx7="http://schemas.microsoft.com/office/drawing/2016/5/13/chartex" xmlns:cx8="http://schemas.microsoft.com/office/drawing/2016/5/14/chartex" xmlns:mc="http://schemas.openxmlformats.org/markup-compatibility/2006" xmlns:aink="http://schemas.microsoft.com/office/drawing/2016/ink" xmlns:am3d="http://schemas.microsoft.com/office/drawing/2017/model3d" xmlns:o="urn:schemas-microsoft-com:office:office" xmlns:oel="http://schemas.microsoft.com/office/2019/extlst" xmlns:r="http://schemas.openxmlformats.org/officeDocument/2006/relationships" xmlns:m="http://schemas.openxmlformats.org/officeDocument/2006/math" xmlns:v="urn:schemas-microsoft-com:vml" xmlns:wp14="http://schemas.microsoft.com/office/word/2010/wordprocessingDrawing" xmlns:wp="http://schemas.openxmlformats.org/drawingml/2006/wordprocessingDrawing" xmlns:w10="urn:schemas-microsoft-com:office:word" xmlns:w="http://schemas.openxmlformats.org/wordprocessingml/2006/main" xmlns:w14="http://schemas.microsoft.com/office/word/2010/wordml" xmlns:w15="http://schemas.microsoft.com/office/word/2012/wordml" xmlns:w16cei="http://schemas.microsoft.com/office/word/2026/wordml/cei" xmlns:w16cex="http://schemas.microsoft.com/office/word/2018/wordml/cex" xmlns:w16cid="http://schemas.microsoft.com/office/word/2016/wordml/cid" xmlns:w16="http://schemas.microsoft.com/office/word/2018/wordml" xmlns:w16du="http://schemas.microsoft.com/office/word/2023/wordml/word16du" xmlns:w16sdtdh="http://schemas.microsoft.com/office/word/2020/wordml/sdtdatahash" xmlns:w16sdtfl="http://schemas.microsoft.com/office/word/2024/wordml/sdtformatlock" xmlns:w16se="http://schemas.microsoft.com/office/word/2015/wordml/symex" xmlns:wpg="http://schemas.microsoft.com/office/word/2010/wordprocessingGroup" xmlns:wpi="http://schemas.microsoft.com/office/word/2010/wordprocessingInk" xmlns:wne="http://schemas.microsoft.com/office/word/2006/wordml" xmlns:wps="http://schemas.microsoft.com/office/word/2010/wordprocessingShape" mc:Ignorable="w14 w15 w16se w16cid w16 w16cex w16sdtdh w16sdtfl w16du wp14">
   <w:body>
     <w:p>
       <w:pPr>
@@ -38,7 +38,7 @@
     <w:tbl>
       <w:tblPr>
         <w:tblW w:w="10064" w:type="dxa"/>
-        <w:tblInd w:w="-289" w:type="dxa"/>
+        <w:jc w:val="center"/>
         <w:tblBorders>
           <w:top w:val="single" w:sz="4" w:space="0" w:color="auto"/>
           <w:left w:val="single" w:sz="4" w:space="0" w:color="auto"/>
@@ -56,6 +56,9 @@
         <w:gridCol w:w="4819"/>
       </w:tblGrid>
       <w:tr>
+        <w:trPr>
+          <w:jc w:val="center"/>
+        </w:trPr>
         <w:tc>
           <w:tcPr>
             <w:tcW w:w="4819" w:type="dxa"/>
@@ -165,6 +168,7 @@
       <w:tr>
         <w:trPr>
           <w:trHeight w:hRule="exact" w:val="3686"/>
+          <w:jc w:val="center"/>
         </w:trPr>
         <w:tc>
           <w:tcPr>
@@ -252,6 +256,9 @@
         </w:tc>
       </w:tr>
       <w:tr>
+        <w:trPr>
+          <w:jc w:val="center"/>
+        </w:trPr>
         <w:tc>
           <w:tcPr>
             <w:tcW w:w="4819" w:type="dxa"/>
@@ -318,6 +325,9 @@
         </w:tc>
       </w:tr>
       <w:tr>
+        <w:trPr>
+          <w:jc w:val="center"/>
+        </w:trPr>
         <w:tc>
           <w:tcPr>
             <w:tcW w:w="4819" w:type="dxa"/>
@@ -429,6 +439,7 @@
       <w:tr>
         <w:trPr>
           <w:trHeight w:hRule="exact" w:val="3686"/>
+          <w:jc w:val="center"/>
         </w:trPr>
         <w:tc>
           <w:tcPr>
@@ -516,6 +527,9 @@
         </w:tc>
       </w:tr>
       <w:tr>
+        <w:trPr>
+          <w:jc w:val="center"/>
+        </w:trPr>
         <w:tc>
           <w:tcPr>
             <w:tcW w:w="4819" w:type="dxa"/>
@@ -582,6 +596,9 @@
         </w:tc>
       </w:tr>
       <w:tr>
+        <w:trPr>
+          <w:jc w:val="center"/>
+        </w:trPr>
         <w:tc>
           <w:tcPr>
             <w:tcW w:w="4819" w:type="dxa"/>
@@ -694,6 +711,7 @@
       <w:tr>
         <w:trPr>
           <w:trHeight w:hRule="exact" w:val="3686"/>
+          <w:jc w:val="center"/>
         </w:trPr>
         <w:tc>
           <w:tcPr>
@@ -796,7 +814,7 @@
 </file>
 
 <file path=word/numbering.xml><?xml version="1.0" encoding="utf-8"?>
-<w:numbering xmlns:wpc="http://schemas.microsoft.com/office/word/2010/wordprocessingCanvas" xmlns:cx="http://schemas.microsoft.com/office/drawing/2014/chartex" xmlns:cx1="http://schemas.microsoft.com/office/drawing/2015/9/8/chartex" xmlns:cx2="http://schemas.microsoft.com/office/drawing/2015/10/21/chartex" xmlns:cx3="http://schemas.microsoft.com/office/drawing/2016/5/9/chartex" xmlns:cx4="http://schemas.microsoft.com/office/drawing/2016/5/10/chartex" xmlns:cx5="http://schemas.microsoft.com/office/drawing/2016/5/11/chartex" xmlns:cx6="http://schemas.microsoft.com/office/drawing/2016/5/12/chartex" xmlns:cx7="http://schemas.microsoft.com/office/drawing/2016/5/13/chartex" xmlns:cx8="http://schemas.microsoft.com/office/drawing/2016/5/14/chartex" xmlns:mc="http://schemas.openxmlformats.org/markup-compatibility/2006" xmlns:aink="http://schemas.microsoft.com/office/drawing/2016/ink" xmlns:am3d="http://schemas.microsoft.com/office/drawing/2017/model3d" xmlns:o="urn:schemas-microsoft-com:office:office" xmlns:oel="http://schemas.microsoft.com/office/2019/extlst" xmlns:r="http://schemas.openxmlformats.org/officeDocument/2006/relationships" xmlns:m="http://schemas.openxmlformats.org/officeDocument/2006/math" xmlns:v="urn:schemas-microsoft-com:vml" xmlns:wp14="http://schemas.microsoft.com/office/word/2010/wordprocessingDrawing" xmlns:wp="http://schemas.openxmlformats.org/drawingml/2006/wordprocessingDrawing" xmlns:w10="urn:schemas-microsoft-com:office:word" xmlns:w="http://schemas.openxmlformats.org/wordprocessingml/2006/main" xmlns:w14="http://schemas.microsoft.com/office/word/2010/wordml" xmlns:w15="http://schemas.microsoft.com/office/word/2012/wordml" xmlns:w16cex="http://schemas.microsoft.com/office/word/2018/wordml/cex" xmlns:w16cid="http://schemas.microsoft.com/office/word/2016/wordml/cid" xmlns:w16="http://schemas.microsoft.com/office/word/2018/wordml" xmlns:w16du="http://schemas.microsoft.com/office/word/2023/wordml/word16du" xmlns:w16sdtdh="http://schemas.microsoft.com/office/word/2020/wordml/sdtdatahash" xmlns:w16sdtfl="http://schemas.microsoft.com/office/word/2024/wordml/sdtformatlock" xmlns:w16se="http://schemas.microsoft.com/office/word/2015/wordml/symex" xmlns:wpg="http://schemas.microsoft.com/office/word/2010/wordprocessingGroup" xmlns:wpi="http://schemas.microsoft.com/office/word/2010/wordprocessingInk" xmlns:wne="http://schemas.microsoft.com/office/word/2006/wordml" xmlns:wps="http://schemas.microsoft.com/office/word/2010/wordprocessingShape" mc:Ignorable="w14 w15 w16se w16cid w16 w16cex w16sdtdh w16sdtfl w16du wp14">
+<w:numbering xmlns:wpc="http://schemas.microsoft.com/office/word/2010/wordprocessingCanvas" xmlns:cx="http://schemas.microsoft.com/office/drawing/2014/chartex" xmlns:cx1="http://schemas.microsoft.com/office/drawing/2015/9/8/chartex" xmlns:cx2="http://schemas.microsoft.com/office/drawing/2015/10/21/chartex" xmlns:cx3="http://schemas.microsoft.com/office/drawing/2016/5/9/chartex" xmlns:cx4="http://schemas.microsoft.com/office/drawing/2016/5/10/chartex" xmlns:cx5="http://schemas.microsoft.com/office/drawing/2016/5/11/chartex" xmlns:cx6="http://schemas.microsoft.com/office/drawing/2016/5/12/chartex" xmlns:cx7="http://schemas.microsoft.com/office/drawing/2016/5/13/chartex" xmlns:cx8="http://schemas.microsoft.com/office/drawing/2016/5/14/chartex" xmlns:mc="http://schemas.openxmlformats.org/markup-compatibility/2006" xmlns:aink="http://schemas.microsoft.com/office/drawing/2016/ink" xmlns:am3d="http://schemas.microsoft.com/office/drawing/2017/model3d" xmlns:o="urn:schemas-microsoft-com:office:office" xmlns:oel="http://schemas.microsoft.com/office/2019/extlst" xmlns:r="http://schemas.openxmlformats.org/officeDocument/2006/relationships" xmlns:m="http://schemas.openxmlformats.org/officeDocument/2006/math" xmlns:v="urn:schemas-microsoft-com:vml" xmlns:wp14="http://schemas.microsoft.com/office/word/2010/wordprocessingDrawing" xmlns:wp="http://schemas.openxmlformats.org/drawingml/2006/wordprocessingDrawing" xmlns:w10="urn:schemas-microsoft-com:office:word" xmlns:w="http://schemas.openxmlformats.org/wordprocessingml/2006/main" xmlns:w14="http://schemas.microsoft.com/office/word/2010/wordml" xmlns:w15="http://schemas.microsoft.com/office/word/2012/wordml" xmlns:w16cei="http://schemas.microsoft.com/office/word/2026/wordml/cei" xmlns:w16cex="http://schemas.microsoft.com/office/word/2018/wordml/cex" xmlns:w16cid="http://schemas.microsoft.com/office/word/2016/wordml/cid" xmlns:w16="http://schemas.microsoft.com/office/word/2018/wordml" xmlns:w16du="http://schemas.microsoft.com/office/word/2023/wordml/word16du" xmlns:w16sdtdh="http://schemas.microsoft.com/office/word/2020/wordml/sdtdatahash" xmlns:w16sdtfl="http://schemas.microsoft.com/office/word/2024/wordml/sdtformatlock" xmlns:w16se="http://schemas.microsoft.com/office/word/2015/wordml/symex" xmlns:wpg="http://schemas.microsoft.com/office/word/2010/wordprocessingGroup" xmlns:wpi="http://schemas.microsoft.com/office/word/2010/wordprocessingInk" xmlns:wne="http://schemas.microsoft.com/office/word/2006/wordml" xmlns:wps="http://schemas.microsoft.com/office/word/2010/wordprocessingShape" mc:Ignorable="w14 w15 w16se w16cid w16 w16cex w16sdtdh w16sdtfl w16du wp14">
   <w:abstractNum w:abstractNumId="0" w15:restartNumberingAfterBreak="0">
     <w:nsid w:val="3B056B8E"/>
     <w:multiLevelType w:val="hybridMultilevel"/>

--- a/templates/QUICK REPORT/SUBSTATION CONFIGURATION/MASTER_SUBSTATION_CONDITION.docx
+++ b/templates/QUICK REPORT/SUBSTATION CONFIGURATION/MASTER_SUBSTATION_CONDITION.docx
@@ -66,6 +66,7 @@
               <w:bottom w:val="single" w:sz="4" w:space="0" w:color="auto"/>
               <w:right w:val="single" w:sz="4" w:space="0" w:color="auto"/>
             </w:tcBorders>
+            <w:vAlign w:val="center"/>
           </w:tcPr>
           <w:p>
             <w:pPr>
@@ -129,6 +130,7 @@
               <w:left w:val="single" w:sz="4" w:space="0" w:color="auto"/>
               <w:bottom w:val="single" w:sz="4" w:space="0" w:color="auto"/>
             </w:tcBorders>
+            <w:vAlign w:val="center"/>
           </w:tcPr>
           <w:p>
             <w:pPr>
@@ -336,6 +338,7 @@
               <w:bottom w:val="single" w:sz="4" w:space="0" w:color="auto"/>
               <w:right w:val="single" w:sz="4" w:space="0" w:color="auto"/>
             </w:tcBorders>
+            <w:vAlign w:val="center"/>
           </w:tcPr>
           <w:p>
             <w:pPr>
@@ -400,6 +403,7 @@
               <w:left w:val="single" w:sz="4" w:space="0" w:color="auto"/>
               <w:bottom w:val="single" w:sz="4" w:space="0" w:color="auto"/>
             </w:tcBorders>
+            <w:vAlign w:val="center"/>
           </w:tcPr>
           <w:p>
             <w:pPr>
@@ -607,6 +611,7 @@
               <w:bottom w:val="single" w:sz="4" w:space="0" w:color="auto"/>
               <w:right w:val="single" w:sz="4" w:space="0" w:color="auto"/>
             </w:tcBorders>
+            <w:vAlign w:val="center"/>
           </w:tcPr>
           <w:p>
             <w:pPr>
@@ -672,6 +677,7 @@
               <w:left w:val="single" w:sz="4" w:space="0" w:color="auto"/>
               <w:bottom w:val="single" w:sz="4" w:space="0" w:color="auto"/>
             </w:tcBorders>
+            <w:vAlign w:val="center"/>
           </w:tcPr>
           <w:p>
             <w:pPr>

--- a/templates/QUICK REPORT/SUBSTATION CONFIGURATION/MASTER_SUBSTATION_CONDITION.docx
+++ b/templates/QUICK REPORT/SUBSTATION CONFIGURATION/MASTER_SUBSTATION_CONDITION.docx
@@ -1,13 +1,13 @@
 
 <file path=word/document.xml><?xml version="1.0" encoding="utf-8"?>
-<w:document xmlns:wpc="http://schemas.microsoft.com/office/word/2010/wordprocessingCanvas" xmlns:cx="http://schemas.microsoft.com/office/drawing/2014/chartex" xmlns:cx1="http://schemas.microsoft.com/office/drawing/2015/9/8/chartex" xmlns:cx2="http://schemas.microsoft.com/office/drawing/2015/10/21/chartex" xmlns:cx3="http://schemas.microsoft.com/office/drawing/2016/5/9/chartex" xmlns:cx4="http://schemas.microsoft.com/office/drawing/2016/5/10/chartex" xmlns:cx5="http://schemas.microsoft.com/office/drawing/2016/5/11/chartex" xmlns:cx6="http://schemas.microsoft.com/office/drawing/2016/5/12/chartex" xmlns:cx7="http://schemas.microsoft.com/office/drawing/2016/5/13/chartex" xmlns:cx8="http://schemas.microsoft.com/office/drawing/2016/5/14/chartex" xmlns:mc="http://schemas.openxmlformats.org/markup-compatibility/2006" xmlns:aink="http://schemas.microsoft.com/office/drawing/2016/ink" xmlns:am3d="http://schemas.microsoft.com/office/drawing/2017/model3d" xmlns:o="urn:schemas-microsoft-com:office:office" xmlns:oel="http://schemas.microsoft.com/office/2019/extlst" xmlns:r="http://schemas.openxmlformats.org/officeDocument/2006/relationships" xmlns:m="http://schemas.openxmlformats.org/officeDocument/2006/math" xmlns:v="urn:schemas-microsoft-com:vml" xmlns:wp14="http://schemas.microsoft.com/office/word/2010/wordprocessingDrawing" xmlns:wp="http://schemas.openxmlformats.org/drawingml/2006/wordprocessingDrawing" xmlns:w10="urn:schemas-microsoft-com:office:word" xmlns:w="http://schemas.openxmlformats.org/wordprocessingml/2006/main" xmlns:w14="http://schemas.microsoft.com/office/word/2010/wordml" xmlns:w15="http://schemas.microsoft.com/office/word/2012/wordml" xmlns:w16cei="http://schemas.microsoft.com/office/word/2026/wordml/cei" xmlns:w16cex="http://schemas.microsoft.com/office/word/2018/wordml/cex" xmlns:w16cid="http://schemas.microsoft.com/office/word/2016/wordml/cid" xmlns:w16="http://schemas.microsoft.com/office/word/2018/wordml" xmlns:w16du="http://schemas.microsoft.com/office/word/2023/wordml/word16du" xmlns:w16sdtdh="http://schemas.microsoft.com/office/word/2020/wordml/sdtdatahash" xmlns:w16sdtfl="http://schemas.microsoft.com/office/word/2024/wordml/sdtformatlock" xmlns:w16se="http://schemas.microsoft.com/office/word/2015/wordml/symex" xmlns:wpg="http://schemas.microsoft.com/office/word/2010/wordprocessingGroup" xmlns:wpi="http://schemas.microsoft.com/office/word/2010/wordprocessingInk" xmlns:wne="http://schemas.microsoft.com/office/word/2006/wordml" xmlns:wps="http://schemas.microsoft.com/office/word/2010/wordprocessingShape" mc:Ignorable="w14 w15 w16se w16cid w16 w16cex w16sdtdh w16sdtfl w16du wp14">
+<w:document xmlns:wpc="http://schemas.microsoft.com/office/word/2010/wordprocessingCanvas" xmlns:cx="http://schemas.microsoft.com/office/drawing/2014/chartex" xmlns:cx1="http://schemas.microsoft.com/office/drawing/2015/9/8/chartex" xmlns:cx2="http://schemas.microsoft.com/office/drawing/2015/10/21/chartex" xmlns:cx3="http://schemas.microsoft.com/office/drawing/2016/5/9/chartex" xmlns:cx4="http://schemas.microsoft.com/office/drawing/2016/5/10/chartex" xmlns:cx5="http://schemas.microsoft.com/office/drawing/2016/5/11/chartex" xmlns:cx6="http://schemas.microsoft.com/office/drawing/2016/5/12/chartex" xmlns:cx7="http://schemas.microsoft.com/office/drawing/2016/5/13/chartex" xmlns:cx8="http://schemas.microsoft.com/office/drawing/2016/5/14/chartex" xmlns:mc="http://schemas.openxmlformats.org/markup-compatibility/2006" xmlns:aink="http://schemas.microsoft.com/office/drawing/2016/ink" xmlns:am3d="http://schemas.microsoft.com/office/drawing/2017/model3d" xmlns:o="urn:schemas-microsoft-com:office:office" xmlns:oel="http://schemas.microsoft.com/office/2019/extlst" xmlns:r="http://schemas.openxmlformats.org/officeDocument/2006/relationships" xmlns:m="http://schemas.openxmlformats.org/officeDocument/2006/math" xmlns:v="urn:schemas-microsoft-com:vml" xmlns:wp14="http://schemas.microsoft.com/office/word/2010/wordprocessingDrawing" xmlns:wp="http://schemas.openxmlformats.org/drawingml/2006/wordprocessingDrawing" xmlns:w10="urn:schemas-microsoft-com:office:word" xmlns:w="http://schemas.openxmlformats.org/wordprocessingml/2006/main" xmlns:w14="http://schemas.microsoft.com/office/word/2010/wordml" xmlns:w15="http://schemas.microsoft.com/office/word/2012/wordml" xmlns:w16cex="http://schemas.microsoft.com/office/word/2018/wordml/cex" xmlns:w16cid="http://schemas.microsoft.com/office/word/2016/wordml/cid" xmlns:w16="http://schemas.microsoft.com/office/word/2018/wordml" xmlns:w16du="http://schemas.microsoft.com/office/word/2023/wordml/word16du" xmlns:w16sdtdh="http://schemas.microsoft.com/office/word/2020/wordml/sdtdatahash" xmlns:w16sdtfl="http://schemas.microsoft.com/office/word/2024/wordml/sdtformatlock" xmlns:w16se="http://schemas.microsoft.com/office/word/2015/wordml/symex" xmlns:wpg="http://schemas.microsoft.com/office/word/2010/wordprocessingGroup" xmlns:wpi="http://schemas.microsoft.com/office/word/2010/wordprocessingInk" xmlns:wne="http://schemas.microsoft.com/office/word/2006/wordml" xmlns:wps="http://schemas.microsoft.com/office/word/2010/wordprocessingShape" mc:Ignorable="w14 w15 w16se w16cid w16 w16cex w16sdtdh w16sdtfl w16du wp14">
   <w:body>
     <w:p>
       <w:pPr>
         <w:spacing w:after="0"/>
         <w:jc w:val="center"/>
         <w:rPr>
-          <w:rFonts w:ascii="Tahoma" w:hAnsi="Tahoma" w:cs="Tahoma"/>
+          <w:rFonts w:cstheme="minorHAnsi"/>
           <w:b/>
           <w:sz w:val="32"/>
           <w:szCs w:val="32"/>
@@ -16,7 +16,7 @@
       </w:pPr>
       <w:r>
         <w:rPr>
-          <w:rFonts w:ascii="Tahoma" w:hAnsi="Tahoma" w:cs="Tahoma"/>
+          <w:rFonts w:cstheme="minorHAnsi"/>
           <w:b/>
           <w:sz w:val="32"/>
           <w:szCs w:val="32"/>
@@ -29,7 +29,7 @@
       <w:pPr>
         <w:spacing w:after="0"/>
         <w:rPr>
-          <w:rFonts w:ascii="Tahoma" w:hAnsi="Tahoma" w:cs="Tahoma"/>
+          <w:rFonts w:cstheme="minorHAnsi"/>
           <w:b/>
           <w:u w:val="single"/>
         </w:rPr>
@@ -73,32 +73,16 @@
               <w:spacing w:after="0" w:line="240" w:lineRule="auto"/>
               <w:jc w:val="center"/>
               <w:rPr>
-                <w:rFonts w:ascii="Tahoma" w:hAnsi="Tahoma" w:cs="Tahoma"/>
+                <w:rFonts w:cstheme="minorHAnsi"/>
                 <w:b/>
               </w:rPr>
             </w:pPr>
             <w:r>
               <w:rPr>
-                <w:rFonts w:ascii="Tahoma" w:hAnsi="Tahoma"/>
-                <w:b/>
-              </w:rPr>
-              <w:t>{{ pairs[0].</w:t>
-            </w:r>
-            <w:proofErr w:type="spellStart"/>
-            <w:r>
-              <w:rPr>
-                <w:rFonts w:ascii="Tahoma" w:hAnsi="Tahoma"/>
-                <w:b/>
-              </w:rPr>
-              <w:t>header_left</w:t>
-            </w:r>
-            <w:proofErr w:type="spellEnd"/>
-            <w:r>
-              <w:rPr>
-                <w:rFonts w:ascii="Tahoma" w:hAnsi="Tahoma"/>
-                <w:b/>
-              </w:rPr>
-              <w:t xml:space="preserve"> }}</w:t>
+                <w:rFonts w:cstheme="minorHAnsi"/>
+                <w:b/>
+              </w:rPr>
+              <w:t>{{ pairs[0].header_left }}</w:t>
             </w:r>
           </w:p>
         </w:tc>
@@ -117,7 +101,7 @@
               <w:spacing w:after="0" w:line="240" w:lineRule="auto"/>
               <w:jc w:val="center"/>
               <w:rPr>
-                <w:rFonts w:ascii="Tahoma" w:hAnsi="Tahoma" w:cs="Tahoma"/>
+                <w:rFonts w:cstheme="minorHAnsi"/>
                 <w:b/>
               </w:rPr>
             </w:pPr>
@@ -137,32 +121,16 @@
               <w:spacing w:after="0" w:line="240" w:lineRule="auto"/>
               <w:jc w:val="center"/>
               <w:rPr>
-                <w:rFonts w:ascii="Tahoma" w:hAnsi="Tahoma" w:cs="Tahoma"/>
+                <w:rFonts w:cstheme="minorHAnsi"/>
                 <w:b/>
               </w:rPr>
             </w:pPr>
             <w:r>
               <w:rPr>
-                <w:rFonts w:ascii="Tahoma" w:hAnsi="Tahoma"/>
-                <w:b/>
-              </w:rPr>
-              <w:t>{{ pairs[0].</w:t>
-            </w:r>
-            <w:proofErr w:type="spellStart"/>
-            <w:r>
-              <w:rPr>
-                <w:rFonts w:ascii="Tahoma" w:hAnsi="Tahoma"/>
-                <w:b/>
-              </w:rPr>
-              <w:t>header_right</w:t>
-            </w:r>
-            <w:proofErr w:type="spellEnd"/>
-            <w:r>
-              <w:rPr>
-                <w:rFonts w:ascii="Tahoma" w:hAnsi="Tahoma"/>
-                <w:b/>
-              </w:rPr>
-              <w:t xml:space="preserve"> }}</w:t>
+                <w:rFonts w:cstheme="minorHAnsi"/>
+                <w:b/>
+              </w:rPr>
+              <w:t>{{ pairs[0].header_right }}</w:t>
             </w:r>
           </w:p>
         </w:tc>
@@ -186,20 +154,15 @@
               <w:spacing w:after="0" w:line="240" w:lineRule="auto"/>
               <w:jc w:val="center"/>
               <w:rPr>
-                <w:rFonts w:ascii="Tahoma" w:hAnsi="Tahoma" w:cs="Tahoma"/>
+                <w:rFonts w:cstheme="minorHAnsi"/>
                 <w:b/>
               </w:rPr>
             </w:pPr>
             <w:r>
-              <w:t>{{ pairs[0].</w:t>
-            </w:r>
-            <w:proofErr w:type="spellStart"/>
-            <w:r>
-              <w:t>photo_left</w:t>
-            </w:r>
-            <w:proofErr w:type="spellEnd"/>
-            <w:r>
-              <w:t xml:space="preserve"> }}</w:t>
+              <w:rPr>
+                <w:rFonts w:cstheme="minorHAnsi"/>
+              </w:rPr>
+              <w:t>{{ pairs[0].photo_left }}</w:t>
             </w:r>
           </w:p>
         </w:tc>
@@ -219,7 +182,7 @@
               <w:spacing w:after="0" w:line="240" w:lineRule="auto"/>
               <w:jc w:val="center"/>
               <w:rPr>
-                <w:rFonts w:ascii="Tahoma" w:hAnsi="Tahoma" w:cs="Tahoma"/>
+                <w:rFonts w:cstheme="minorHAnsi"/>
                 <w:b/>
               </w:rPr>
             </w:pPr>
@@ -239,20 +202,15 @@
               <w:spacing w:after="0" w:line="240" w:lineRule="auto"/>
               <w:jc w:val="center"/>
               <w:rPr>
-                <w:rFonts w:ascii="Tahoma" w:hAnsi="Tahoma" w:cs="Tahoma"/>
+                <w:rFonts w:cstheme="minorHAnsi"/>
                 <w:b/>
               </w:rPr>
             </w:pPr>
             <w:r>
-              <w:t>{{ pairs[0].</w:t>
-            </w:r>
-            <w:proofErr w:type="spellStart"/>
-            <w:r>
-              <w:t>photo_right</w:t>
-            </w:r>
-            <w:proofErr w:type="spellEnd"/>
-            <w:r>
-              <w:t xml:space="preserve"> }}</w:t>
+              <w:rPr>
+                <w:rFonts w:cstheme="minorHAnsi"/>
+              </w:rPr>
+              <w:t>{{ pairs[0].photo_right }}</w:t>
             </w:r>
           </w:p>
         </w:tc>
@@ -276,7 +234,7 @@
               <w:spacing w:after="0" w:line="240" w:lineRule="auto"/>
               <w:jc w:val="center"/>
               <w:rPr>
-                <w:rFonts w:ascii="Tahoma" w:hAnsi="Tahoma" w:cs="Tahoma"/>
+                <w:rFonts w:cstheme="minorHAnsi"/>
                 <w:b/>
               </w:rPr>
             </w:pPr>
@@ -298,7 +256,7 @@
               <w:spacing w:after="0" w:line="240" w:lineRule="auto"/>
               <w:jc w:val="center"/>
               <w:rPr>
-                <w:rFonts w:ascii="Tahoma" w:hAnsi="Tahoma" w:cs="Tahoma"/>
+                <w:rFonts w:cstheme="minorHAnsi"/>
                 <w:b/>
               </w:rPr>
             </w:pPr>
@@ -319,7 +277,7 @@
               <w:spacing w:after="0" w:line="240" w:lineRule="auto"/>
               <w:jc w:val="center"/>
               <w:rPr>
-                <w:rFonts w:ascii="Tahoma" w:hAnsi="Tahoma" w:cs="Tahoma"/>
+                <w:rFonts w:cstheme="minorHAnsi"/>
                 <w:b/>
               </w:rPr>
             </w:pPr>
@@ -345,32 +303,16 @@
               <w:spacing w:after="0" w:line="240" w:lineRule="auto"/>
               <w:jc w:val="center"/>
               <w:rPr>
-                <w:rFonts w:ascii="Tahoma" w:hAnsi="Tahoma" w:cs="Tahoma"/>
+                <w:rFonts w:cstheme="minorHAnsi"/>
                 <w:b/>
               </w:rPr>
             </w:pPr>
             <w:r>
               <w:rPr>
-                <w:rFonts w:ascii="Tahoma" w:hAnsi="Tahoma"/>
-                <w:b/>
-              </w:rPr>
-              <w:t>{{ pairs[1].</w:t>
-            </w:r>
-            <w:proofErr w:type="spellStart"/>
-            <w:r>
-              <w:rPr>
-                <w:rFonts w:ascii="Tahoma" w:hAnsi="Tahoma"/>
-                <w:b/>
-              </w:rPr>
-              <w:t>header_left</w:t>
-            </w:r>
-            <w:proofErr w:type="spellEnd"/>
-            <w:r>
-              <w:rPr>
-                <w:rFonts w:ascii="Tahoma" w:hAnsi="Tahoma"/>
-                <w:b/>
-              </w:rPr>
-              <w:t xml:space="preserve"> }}</w:t>
+                <w:rFonts w:cstheme="minorHAnsi"/>
+                <w:b/>
+              </w:rPr>
+              <w:t>{{ pairs[1].header_left }}</w:t>
             </w:r>
           </w:p>
         </w:tc>
@@ -389,7 +331,7 @@
               <w:spacing w:after="0" w:line="240" w:lineRule="auto"/>
               <w:jc w:val="center"/>
               <w:rPr>
-                <w:rFonts w:ascii="Tahoma" w:hAnsi="Tahoma" w:cs="Tahoma"/>
+                <w:rFonts w:cstheme="minorHAnsi"/>
                 <w:b/>
               </w:rPr>
             </w:pPr>
@@ -410,32 +352,16 @@
               <w:spacing w:after="0" w:line="240" w:lineRule="auto"/>
               <w:jc w:val="center"/>
               <w:rPr>
-                <w:rFonts w:ascii="Tahoma" w:hAnsi="Tahoma" w:cs="Tahoma"/>
+                <w:rFonts w:cstheme="minorHAnsi"/>
                 <w:b/>
               </w:rPr>
             </w:pPr>
             <w:r>
               <w:rPr>
-                <w:rFonts w:ascii="Tahoma" w:hAnsi="Tahoma"/>
-                <w:b/>
-              </w:rPr>
-              <w:t>{{ pairs[1].</w:t>
-            </w:r>
-            <w:proofErr w:type="spellStart"/>
-            <w:r>
-              <w:rPr>
-                <w:rFonts w:ascii="Tahoma" w:hAnsi="Tahoma"/>
-                <w:b/>
-              </w:rPr>
-              <w:t>header_right</w:t>
-            </w:r>
-            <w:proofErr w:type="spellEnd"/>
-            <w:r>
-              <w:rPr>
-                <w:rFonts w:ascii="Tahoma" w:hAnsi="Tahoma"/>
-                <w:b/>
-              </w:rPr>
-              <w:t xml:space="preserve"> }}</w:t>
+                <w:rFonts w:cstheme="minorHAnsi"/>
+                <w:b/>
+              </w:rPr>
+              <w:t>{{ pairs[1].header_right }}</w:t>
             </w:r>
           </w:p>
         </w:tc>
@@ -459,20 +385,15 @@
               <w:spacing w:after="0" w:line="240" w:lineRule="auto"/>
               <w:jc w:val="center"/>
               <w:rPr>
-                <w:rFonts w:ascii="Tahoma" w:hAnsi="Tahoma" w:cs="Tahoma"/>
+                <w:rFonts w:cstheme="minorHAnsi"/>
                 <w:b/>
               </w:rPr>
             </w:pPr>
             <w:r>
-              <w:t>{{ pairs[1].</w:t>
-            </w:r>
-            <w:proofErr w:type="spellStart"/>
-            <w:r>
-              <w:t>photo_left</w:t>
-            </w:r>
-            <w:proofErr w:type="spellEnd"/>
-            <w:r>
-              <w:t xml:space="preserve"> }}</w:t>
+              <w:rPr>
+                <w:rFonts w:cstheme="minorHAnsi"/>
+              </w:rPr>
+              <w:t>{{ pairs[1].photo_left }}</w:t>
             </w:r>
           </w:p>
         </w:tc>
@@ -492,7 +413,7 @@
               <w:spacing w:after="0" w:line="240" w:lineRule="auto"/>
               <w:jc w:val="center"/>
               <w:rPr>
-                <w:rFonts w:ascii="Tahoma" w:hAnsi="Tahoma" w:cs="Tahoma"/>
+                <w:rFonts w:cstheme="minorHAnsi"/>
                 <w:b/>
               </w:rPr>
             </w:pPr>
@@ -512,20 +433,15 @@
               <w:spacing w:after="0" w:line="240" w:lineRule="auto"/>
               <w:jc w:val="center"/>
               <w:rPr>
-                <w:rFonts w:ascii="Tahoma" w:hAnsi="Tahoma" w:cs="Tahoma"/>
+                <w:rFonts w:cstheme="minorHAnsi"/>
                 <w:b/>
               </w:rPr>
             </w:pPr>
             <w:r>
-              <w:t>{{ pairs[1].</w:t>
-            </w:r>
-            <w:proofErr w:type="spellStart"/>
-            <w:r>
-              <w:t>photo_right</w:t>
-            </w:r>
-            <w:proofErr w:type="spellEnd"/>
-            <w:r>
-              <w:t xml:space="preserve"> }}</w:t>
+              <w:rPr>
+                <w:rFonts w:cstheme="minorHAnsi"/>
+              </w:rPr>
+              <w:t>{{ pairs[1].photo_right }}</w:t>
             </w:r>
           </w:p>
         </w:tc>
@@ -549,7 +465,7 @@
               <w:spacing w:after="0" w:line="240" w:lineRule="auto"/>
               <w:jc w:val="center"/>
               <w:rPr>
-                <w:rFonts w:ascii="Tahoma" w:hAnsi="Tahoma" w:cs="Tahoma"/>
+                <w:rFonts w:cstheme="minorHAnsi"/>
                 <w:b/>
               </w:rPr>
             </w:pPr>
@@ -570,7 +486,7 @@
               <w:spacing w:after="0" w:line="240" w:lineRule="auto"/>
               <w:jc w:val="center"/>
               <w:rPr>
-                <w:rFonts w:ascii="Tahoma" w:hAnsi="Tahoma" w:cs="Tahoma"/>
+                <w:rFonts w:cstheme="minorHAnsi"/>
                 <w:b/>
                 <w:u w:val="single"/>
               </w:rPr>
@@ -592,7 +508,7 @@
               <w:spacing w:after="0" w:line="240" w:lineRule="auto"/>
               <w:jc w:val="center"/>
               <w:rPr>
-                <w:rFonts w:ascii="Tahoma" w:hAnsi="Tahoma" w:cs="Tahoma"/>
+                <w:rFonts w:cstheme="minorHAnsi"/>
                 <w:b/>
               </w:rPr>
             </w:pPr>
@@ -618,32 +534,16 @@
               <w:spacing w:after="0" w:line="240" w:lineRule="auto"/>
               <w:jc w:val="center"/>
               <w:rPr>
-                <w:rFonts w:ascii="Tahoma" w:hAnsi="Tahoma" w:cs="Tahoma"/>
+                <w:rFonts w:cstheme="minorHAnsi"/>
                 <w:b/>
               </w:rPr>
             </w:pPr>
             <w:r>
               <w:rPr>
-                <w:rFonts w:ascii="Tahoma" w:hAnsi="Tahoma"/>
-                <w:b/>
-              </w:rPr>
-              <w:t>{{ pairs[2].</w:t>
-            </w:r>
-            <w:proofErr w:type="spellStart"/>
-            <w:r>
-              <w:rPr>
-                <w:rFonts w:ascii="Tahoma" w:hAnsi="Tahoma"/>
-                <w:b/>
-              </w:rPr>
-              <w:t>header_left</w:t>
-            </w:r>
-            <w:proofErr w:type="spellEnd"/>
-            <w:r>
-              <w:rPr>
-                <w:rFonts w:ascii="Tahoma" w:hAnsi="Tahoma"/>
-                <w:b/>
-              </w:rPr>
-              <w:t xml:space="preserve"> }}</w:t>
+                <w:rFonts w:cstheme="minorHAnsi"/>
+                <w:b/>
+              </w:rPr>
+              <w:t>{{ pairs[2].header_left }}</w:t>
             </w:r>
           </w:p>
         </w:tc>
@@ -662,7 +562,7 @@
               <w:spacing w:after="0" w:line="240" w:lineRule="auto"/>
               <w:jc w:val="center"/>
               <w:rPr>
-                <w:rFonts w:ascii="Tahoma" w:hAnsi="Tahoma" w:cs="Tahoma"/>
+                <w:rFonts w:cstheme="minorHAnsi"/>
                 <w:b/>
                 <w:u w:val="single"/>
               </w:rPr>
@@ -684,32 +584,16 @@
               <w:spacing w:after="0" w:line="240" w:lineRule="auto"/>
               <w:jc w:val="center"/>
               <w:rPr>
-                <w:rFonts w:ascii="Tahoma" w:hAnsi="Tahoma" w:cs="Tahoma"/>
+                <w:rFonts w:cstheme="minorHAnsi"/>
                 <w:b/>
               </w:rPr>
             </w:pPr>
             <w:r>
               <w:rPr>
-                <w:rFonts w:ascii="Tahoma" w:hAnsi="Tahoma"/>
-                <w:b/>
-              </w:rPr>
-              <w:t>{{ pairs[2].</w:t>
-            </w:r>
-            <w:proofErr w:type="spellStart"/>
-            <w:r>
-              <w:rPr>
-                <w:rFonts w:ascii="Tahoma" w:hAnsi="Tahoma"/>
-                <w:b/>
-              </w:rPr>
-              <w:t>header_right</w:t>
-            </w:r>
-            <w:proofErr w:type="spellEnd"/>
-            <w:r>
-              <w:rPr>
-                <w:rFonts w:ascii="Tahoma" w:hAnsi="Tahoma"/>
-                <w:b/>
-              </w:rPr>
-              <w:t xml:space="preserve"> }}</w:t>
+                <w:rFonts w:cstheme="minorHAnsi"/>
+                <w:b/>
+              </w:rPr>
+              <w:t>{{ pairs[2].header_right }}</w:t>
             </w:r>
           </w:p>
         </w:tc>
@@ -732,20 +616,15 @@
               <w:spacing w:after="0" w:line="240" w:lineRule="auto"/>
               <w:jc w:val="center"/>
               <w:rPr>
-                <w:rFonts w:ascii="Tahoma" w:hAnsi="Tahoma" w:cs="Tahoma"/>
+                <w:rFonts w:cstheme="minorHAnsi"/>
                 <w:b/>
               </w:rPr>
             </w:pPr>
             <w:r>
-              <w:t>{{ pairs[2].</w:t>
-            </w:r>
-            <w:proofErr w:type="spellStart"/>
-            <w:r>
-              <w:t>photo_left</w:t>
-            </w:r>
-            <w:proofErr w:type="spellEnd"/>
-            <w:r>
-              <w:t xml:space="preserve"> }}</w:t>
+              <w:rPr>
+                <w:rFonts w:cstheme="minorHAnsi"/>
+              </w:rPr>
+              <w:t>{{ pairs[2].photo_left }}</w:t>
             </w:r>
           </w:p>
         </w:tc>
@@ -765,7 +644,7 @@
               <w:spacing w:after="0" w:line="240" w:lineRule="auto"/>
               <w:jc w:val="center"/>
               <w:rPr>
-                <w:rFonts w:ascii="Tahoma" w:hAnsi="Tahoma" w:cs="Tahoma"/>
+                <w:rFonts w:cstheme="minorHAnsi"/>
                 <w:b/>
                 <w:u w:val="single"/>
               </w:rPr>
@@ -785,20 +664,15 @@
               <w:spacing w:after="0" w:line="240" w:lineRule="auto"/>
               <w:jc w:val="center"/>
               <w:rPr>
-                <w:rFonts w:ascii="Tahoma" w:hAnsi="Tahoma" w:cs="Tahoma"/>
+                <w:rFonts w:cstheme="minorHAnsi"/>
                 <w:b/>
               </w:rPr>
             </w:pPr>
             <w:r>
-              <w:t>{{ pairs[2].</w:t>
-            </w:r>
-            <w:proofErr w:type="spellStart"/>
-            <w:r>
-              <w:t>photo_right</w:t>
-            </w:r>
-            <w:proofErr w:type="spellEnd"/>
-            <w:r>
-              <w:t xml:space="preserve"> }}</w:t>
+              <w:rPr>
+                <w:rFonts w:cstheme="minorHAnsi"/>
+              </w:rPr>
+              <w:t>{{ pairs[2].photo_right }}</w:t>
             </w:r>
           </w:p>
         </w:tc>
@@ -820,7 +694,7 @@
 </file>
 
 <file path=word/numbering.xml><?xml version="1.0" encoding="utf-8"?>
-<w:numbering xmlns:wpc="http://schemas.microsoft.com/office/word/2010/wordprocessingCanvas" xmlns:cx="http://schemas.microsoft.com/office/drawing/2014/chartex" xmlns:cx1="http://schemas.microsoft.com/office/drawing/2015/9/8/chartex" xmlns:cx2="http://schemas.microsoft.com/office/drawing/2015/10/21/chartex" xmlns:cx3="http://schemas.microsoft.com/office/drawing/2016/5/9/chartex" xmlns:cx4="http://schemas.microsoft.com/office/drawing/2016/5/10/chartex" xmlns:cx5="http://schemas.microsoft.com/office/drawing/2016/5/11/chartex" xmlns:cx6="http://schemas.microsoft.com/office/drawing/2016/5/12/chartex" xmlns:cx7="http://schemas.microsoft.com/office/drawing/2016/5/13/chartex" xmlns:cx8="http://schemas.microsoft.com/office/drawing/2016/5/14/chartex" xmlns:mc="http://schemas.openxmlformats.org/markup-compatibility/2006" xmlns:aink="http://schemas.microsoft.com/office/drawing/2016/ink" xmlns:am3d="http://schemas.microsoft.com/office/drawing/2017/model3d" xmlns:o="urn:schemas-microsoft-com:office:office" xmlns:oel="http://schemas.microsoft.com/office/2019/extlst" xmlns:r="http://schemas.openxmlformats.org/officeDocument/2006/relationships" xmlns:m="http://schemas.openxmlformats.org/officeDocument/2006/math" xmlns:v="urn:schemas-microsoft-com:vml" xmlns:wp14="http://schemas.microsoft.com/office/word/2010/wordprocessingDrawing" xmlns:wp="http://schemas.openxmlformats.org/drawingml/2006/wordprocessingDrawing" xmlns:w10="urn:schemas-microsoft-com:office:word" xmlns:w="http://schemas.openxmlformats.org/wordprocessingml/2006/main" xmlns:w14="http://schemas.microsoft.com/office/word/2010/wordml" xmlns:w15="http://schemas.microsoft.com/office/word/2012/wordml" xmlns:w16cei="http://schemas.microsoft.com/office/word/2026/wordml/cei" xmlns:w16cex="http://schemas.microsoft.com/office/word/2018/wordml/cex" xmlns:w16cid="http://schemas.microsoft.com/office/word/2016/wordml/cid" xmlns:w16="http://schemas.microsoft.com/office/word/2018/wordml" xmlns:w16du="http://schemas.microsoft.com/office/word/2023/wordml/word16du" xmlns:w16sdtdh="http://schemas.microsoft.com/office/word/2020/wordml/sdtdatahash" xmlns:w16sdtfl="http://schemas.microsoft.com/office/word/2024/wordml/sdtformatlock" xmlns:w16se="http://schemas.microsoft.com/office/word/2015/wordml/symex" xmlns:wpg="http://schemas.microsoft.com/office/word/2010/wordprocessingGroup" xmlns:wpi="http://schemas.microsoft.com/office/word/2010/wordprocessingInk" xmlns:wne="http://schemas.microsoft.com/office/word/2006/wordml" xmlns:wps="http://schemas.microsoft.com/office/word/2010/wordprocessingShape" mc:Ignorable="w14 w15 w16se w16cid w16 w16cex w16sdtdh w16sdtfl w16du wp14">
+<w:numbering xmlns:wpc="http://schemas.microsoft.com/office/word/2010/wordprocessingCanvas" xmlns:cx="http://schemas.microsoft.com/office/drawing/2014/chartex" xmlns:cx1="http://schemas.microsoft.com/office/drawing/2015/9/8/chartex" xmlns:cx2="http://schemas.microsoft.com/office/drawing/2015/10/21/chartex" xmlns:cx3="http://schemas.microsoft.com/office/drawing/2016/5/9/chartex" xmlns:cx4="http://schemas.microsoft.com/office/drawing/2016/5/10/chartex" xmlns:cx5="http://schemas.microsoft.com/office/drawing/2016/5/11/chartex" xmlns:cx6="http://schemas.microsoft.com/office/drawing/2016/5/12/chartex" xmlns:cx7="http://schemas.microsoft.com/office/drawing/2016/5/13/chartex" xmlns:cx8="http://schemas.microsoft.com/office/drawing/2016/5/14/chartex" xmlns:mc="http://schemas.openxmlformats.org/markup-compatibility/2006" xmlns:aink="http://schemas.microsoft.com/office/drawing/2016/ink" xmlns:am3d="http://schemas.microsoft.com/office/drawing/2017/model3d" xmlns:o="urn:schemas-microsoft-com:office:office" xmlns:oel="http://schemas.microsoft.com/office/2019/extlst" xmlns:r="http://schemas.openxmlformats.org/officeDocument/2006/relationships" xmlns:m="http://schemas.openxmlformats.org/officeDocument/2006/math" xmlns:v="urn:schemas-microsoft-com:vml" xmlns:wp14="http://schemas.microsoft.com/office/word/2010/wordprocessingDrawing" xmlns:wp="http://schemas.openxmlformats.org/drawingml/2006/wordprocessingDrawing" xmlns:w10="urn:schemas-microsoft-com:office:word" xmlns:w="http://schemas.openxmlformats.org/wordprocessingml/2006/main" xmlns:w14="http://schemas.microsoft.com/office/word/2010/wordml" xmlns:w15="http://schemas.microsoft.com/office/word/2012/wordml" xmlns:w16cex="http://schemas.microsoft.com/office/word/2018/wordml/cex" xmlns:w16cid="http://schemas.microsoft.com/office/word/2016/wordml/cid" xmlns:w16="http://schemas.microsoft.com/office/word/2018/wordml" xmlns:w16du="http://schemas.microsoft.com/office/word/2023/wordml/word16du" xmlns:w16sdtdh="http://schemas.microsoft.com/office/word/2020/wordml/sdtdatahash" xmlns:w16sdtfl="http://schemas.microsoft.com/office/word/2024/wordml/sdtformatlock" xmlns:w16se="http://schemas.microsoft.com/office/word/2015/wordml/symex" xmlns:wpg="http://schemas.microsoft.com/office/word/2010/wordprocessingGroup" xmlns:wpi="http://schemas.microsoft.com/office/word/2010/wordprocessingInk" xmlns:wne="http://schemas.microsoft.com/office/word/2006/wordml" xmlns:wps="http://schemas.microsoft.com/office/word/2010/wordprocessingShape" mc:Ignorable="w14 w15 w16se w16cid w16 w16cex w16sdtdh w16sdtfl w16du wp14">
   <w:abstractNum w:abstractNumId="0" w15:restartNumberingAfterBreak="0">
     <w:nsid w:val="3B056B8E"/>
     <w:multiLevelType w:val="hybridMultilevel"/>
